--- a/Chapter 2 - Mr Muscle.docx
+++ b/Chapter 2 - Mr Muscle.docx
@@ -555,7 +555,7 @@
         <w:pStyle w:val="BodyText"/>
       </w:pPr>
       <w:r>
-        <w:t>Five minutes, and he was checking. Making sure he’d got it right. Maybe Jan didn’t check it anymore. Come on. Even if he didn’t check it every minute. He’d be checking it now.</w:t>
+        <w:t>Five minutes, and he was checking. Making sure he’d got it right. Maybe Pausing didn’t check it anymore. Come on. Even if he didn’t check it every minute. He’d be checking it now.</w:t>
       </w:r>
     </w:p>
     <w:p>

--- a/Chapter 2 - Mr Muscle.docx
+++ b/Chapter 2 - Mr Muscle.docx
@@ -79,7 +79,7 @@
       </w:r>
       <w:proofErr w:type="spellEnd"/>
       <w:r>
-        <w:t xml:space="preserve"> de verre.’ In French that means ‘the glass wall’ so we’re walking along, we loosen the shoulders.” The last syllable of shoulders drawn out like some melty stinky cheese. “We roll the hips.” No aitch at the front of “hips” but a little jazz move with the pelvis.</w:t>
+        <w:t xml:space="preserve"> de verre’ In French that means ‘the glass wall’ so we’re walking along, we loosen the shoulders.” The last syllable of shoulders drawn out like some melty stinky cheese. “We roll the hips.” No aitch at the front of “hips” but a little jazz move with the pelvis.</w:t>
       </w:r>
     </w:p>
     <w:p>
@@ -95,15 +95,33 @@
         <w:pStyle w:val="BodyText"/>
       </w:pPr>
       <w:r>
-        <w:t xml:space="preserve"> “And then BAM! It’s like our whole body has smacked into a wall. But it is a wall of glass! It is invisible, it is not there!”</w:t>
-      </w:r>
-    </w:p>
-    <w:p>
-      <w:pPr>
-        <w:pStyle w:val="BodyText"/>
-      </w:pPr>
-      <w:r>
-        <w:t xml:space="preserve">Ernesto Klee had never been near a mime class. </w:t>
+        <w:t xml:space="preserve"> “And then BAM! It’s like our whole body has smacked into a wall. But it is a wall of glass! It is invisible</w:t>
+      </w:r>
+      <w:r>
+        <w:t>.</w:t>
+      </w:r>
+      <w:r>
+        <w:t xml:space="preserve"> </w:t>
+      </w:r>
+      <w:r>
+        <w:t>I</w:t>
+      </w:r>
+      <w:r>
+        <w:t>t is not there!”</w:t>
+      </w:r>
+    </w:p>
+    <w:p>
+      <w:pPr>
+        <w:pStyle w:val="BodyText"/>
+      </w:pPr>
+      <w:r>
+        <w:t>Ernesto Klee had never been near a</w:t>
+      </w:r>
+      <w:r>
+        <w:t xml:space="preserve"> mime</w:t>
+      </w:r>
+      <w:r>
+        <w:t xml:space="preserve"> class. </w:t>
       </w:r>
       <w:proofErr w:type="gramStart"/>
       <w:r>
@@ -113,633 +131,686 @@
       <w:r>
         <w:t xml:space="preserve"> he’d once talked to a Belgian improv instructor who was a suspect in a murder, whose BO was like walking into a glass wall. </w:t>
       </w:r>
+      <w:r>
+        <w:t>Maybe i</w:t>
+      </w:r>
+      <w:r>
+        <w:t>t felt more like an invisible pair of stinky feet had just booted you in the face.</w:t>
+      </w:r>
+    </w:p>
+    <w:p>
+      <w:pPr>
+        <w:pStyle w:val="BodyText"/>
+      </w:pPr>
+      <w:r>
+        <w:t>He liked to think that he was at the liberal, cuddly, fluffy end of the political spectrum of policemen. But that didn’t mean you were getting him to put on a leotard.</w:t>
+      </w:r>
+    </w:p>
+    <w:p>
+      <w:pPr>
+        <w:pStyle w:val="BodyText"/>
+      </w:pPr>
+      <w:r>
+        <w:t>But there he was, within sight of the drinkers sitting out in the sun in front of the Bent Horseshoe pub. There he was performing his own perfect “</w:t>
+      </w:r>
+      <w:proofErr w:type="spellStart"/>
+      <w:r>
+        <w:t>mur</w:t>
+      </w:r>
+      <w:proofErr w:type="spellEnd"/>
+      <w:r>
+        <w:t xml:space="preserve"> de verre.” No leotard required. It was exactly as if he’d walked straight into a glass wall. An unexpected, solid object had stopped him in his tracks.</w:t>
+      </w:r>
+    </w:p>
+    <w:p>
+      <w:pPr>
+        <w:pStyle w:val="BodyText"/>
+      </w:pPr>
+      <w:r>
+        <w:t xml:space="preserve">The solid object he’d walked into - smack! - the one that seemed to rattle every bone in his body was a </w:t>
+      </w:r>
+      <w:proofErr w:type="spellStart"/>
+      <w:r>
+        <w:t>realisation</w:t>
+      </w:r>
+      <w:proofErr w:type="spellEnd"/>
+      <w:r>
+        <w:t xml:space="preserve">. And the realization was this - Jackie Spanner had been murdered. That man had never met a prawn he didn’t like. Even if topping himself was on the agenda for later, he’d never </w:t>
+      </w:r>
       <w:proofErr w:type="gramStart"/>
       <w:r>
-        <w:t>Actually, it</w:t>
+        <w:t>would have</w:t>
       </w:r>
       <w:proofErr w:type="gramEnd"/>
       <w:r>
-        <w:t xml:space="preserve"> felt more like an invisible pair of stinky feet had just booted you in the face.</w:t>
-      </w:r>
-    </w:p>
-    <w:p>
-      <w:pPr>
-        <w:pStyle w:val="BodyText"/>
-      </w:pPr>
-      <w:r>
-        <w:t>He liked to think that he was at the liberal, cuddly, fluffy end of the political spectrum of policemen. But that didn’t mean you were getting him to put on a leotard.</w:t>
-      </w:r>
-    </w:p>
-    <w:p>
-      <w:pPr>
-        <w:pStyle w:val="BodyText"/>
-      </w:pPr>
-      <w:r>
-        <w:t>But there he was, within sight of the drinkers sitting out in the sun in front of the Bent Horseshoe pub. There he was performing his own perfect “</w:t>
+        <w:t xml:space="preserve"> left a </w:t>
+      </w:r>
+      <w:proofErr w:type="gramStart"/>
+      <w:r>
+        <w:t>king</w:t>
+      </w:r>
+      <w:proofErr w:type="gramEnd"/>
+      <w:r>
+        <w:t xml:space="preserve"> prawn behind.</w:t>
+      </w:r>
+    </w:p>
+    <w:p>
+      <w:pPr>
+        <w:pStyle w:val="BodyText"/>
+      </w:pPr>
+      <w:r>
+        <w:t xml:space="preserve">What you would have seen next might have seemed even more peculiar. The slightly unkempt, slightly shabby man, throw the phone that he’d just been looking at down onto the pavement. </w:t>
+      </w:r>
+    </w:p>
+    <w:p>
+      <w:pPr>
+        <w:pStyle w:val="BodyText"/>
+      </w:pPr>
+      <w:r>
+        <w:t>Apparently worried that he hadn’t punished this phone enough for whatever it had done, he then picked it up again. Looked around him and walked to a pedestrian crossing, where traffic was queuing for the lights to change.</w:t>
+      </w:r>
+    </w:p>
+    <w:p>
+      <w:pPr>
+        <w:pStyle w:val="BodyText"/>
+      </w:pPr>
+      <w:r>
+        <w:lastRenderedPageBreak/>
+        <w:t>What was he doing now? He was bending down, as if to pick something up, but in fact, he was putting something down. He was dropping his partially broken phone into the gutter. And then deliberately kicking it under the wheels of a large truck. The kind that has its own crane on the back</w:t>
+      </w:r>
+      <w:r>
+        <w:t>. It</w:t>
+      </w:r>
+      <w:r>
+        <w:t xml:space="preserve"> appeared to be loaded with huge bags of sand, or gravel. </w:t>
+      </w:r>
+    </w:p>
+    <w:p>
+      <w:pPr>
+        <w:pStyle w:val="BodyText"/>
+      </w:pPr>
+      <w:r>
+        <w:t>A few moments later, y</w:t>
+      </w:r>
+      <w:r>
+        <w:t>ou may have seen this man inspect the remains of his obliterated phone. Right after the gravel truck had sailed on up the hill, along the A1 towards Highgate and beyond to the North.</w:t>
+      </w:r>
+    </w:p>
+    <w:p>
+      <w:pPr>
+        <w:pStyle w:val="BodyText"/>
+      </w:pPr>
+      <w:r>
+        <w:t xml:space="preserve">Then you may have seen the man turn around. You’d have seen him looking surprised that the shop he needed to visit was right in front of him. Ok, the establishment he really needed to visit was the Bent Horseshoe just two doors down. </w:t>
+      </w:r>
+      <w:proofErr w:type="gramStart"/>
+      <w:r>
+        <w:t>But,</w:t>
+      </w:r>
+      <w:proofErr w:type="gramEnd"/>
+      <w:r>
+        <w:t xml:space="preserve"> regretfully, he knew he needed to be sober and awake for at least the next 24 hours.</w:t>
+      </w:r>
+    </w:p>
+    <w:p>
+      <w:pPr>
+        <w:pStyle w:val="BodyText"/>
+      </w:pPr>
+      <w:r>
+        <w:t xml:space="preserve">So, you would have seen this man go into the shop. The shop next-door-but-one to the Bent Horseshoe. This was a shop with a sign that </w:t>
+      </w:r>
+      <w:proofErr w:type="gramStart"/>
+      <w:r>
+        <w:t>said</w:t>
+      </w:r>
+      <w:proofErr w:type="gramEnd"/>
+      <w:r>
+        <w:t xml:space="preserve"> “Baz’s Phone Bits” and showed an image of some kind of cartoon mammal. What was that? A wombat? A marmot? A blue capybara? Zoologically it was </w:t>
+      </w:r>
+      <w:proofErr w:type="gramStart"/>
+      <w:r>
+        <w:t>confused</w:t>
+      </w:r>
+      <w:proofErr w:type="gramEnd"/>
+      <w:r>
+        <w:t>. But whether it was a rodent, or a marsupial, it was talking into a mobile phone. And it looked very happy about it.</w:t>
+      </w:r>
+    </w:p>
+    <w:p>
+      <w:pPr>
+        <w:pStyle w:val="BodyText"/>
+      </w:pPr>
+      <w:r>
+        <w:t xml:space="preserve">If you’d managed to get a </w:t>
+      </w:r>
+      <w:proofErr w:type="gramStart"/>
+      <w:r>
+        <w:t>close up</w:t>
+      </w:r>
+      <w:proofErr w:type="gramEnd"/>
+      <w:r>
+        <w:t xml:space="preserve"> on his </w:t>
+      </w:r>
+      <w:proofErr w:type="gramStart"/>
+      <w:r>
+        <w:t>face</w:t>
+      </w:r>
+      <w:proofErr w:type="gramEnd"/>
+      <w:r>
+        <w:t xml:space="preserve"> what would you have seen?</w:t>
+      </w:r>
+      <w:r>
+        <w:t xml:space="preserve"> Not the blue mammal. The man, the </w:t>
+      </w:r>
+      <w:proofErr w:type="gramStart"/>
+      <w:r>
+        <w:t xml:space="preserve">flesh </w:t>
       </w:r>
       <w:proofErr w:type="spellStart"/>
       <w:r>
-        <w:t>mur</w:t>
-      </w:r>
-      <w:proofErr w:type="spellEnd"/>
-      <w:r>
-        <w:t xml:space="preserve"> de verre.” No leotard required. It was exactly as if he’d walked straight into a glass wall. An unexpected, solid object had stopped him in his tracks.</w:t>
-      </w:r>
-    </w:p>
-    <w:p>
-      <w:pPr>
-        <w:pStyle w:val="BodyText"/>
-      </w:pPr>
-      <w:r>
-        <w:t xml:space="preserve">The solid object he’d walked into - smack! - the one that seemed to rattle every bone in his body, as if it had been an unexpected, invisible wall, was a </w:t>
-      </w:r>
-      <w:proofErr w:type="spellStart"/>
-      <w:r>
-        <w:t>realisation</w:t>
-      </w:r>
-      <w:proofErr w:type="spellEnd"/>
-      <w:r>
-        <w:t xml:space="preserve">. And the realization was this - Jackie Spanner had been murdered. That man had never met a prawn he didn’t like. Even if topping himself was on the agenda for later, he’d never </w:t>
-      </w:r>
-      <w:proofErr w:type="gramStart"/>
-      <w:r>
-        <w:t>would have</w:t>
-      </w:r>
-      <w:proofErr w:type="gramEnd"/>
-      <w:r>
-        <w:t xml:space="preserve"> left a </w:t>
-      </w:r>
-      <w:proofErr w:type="gramStart"/>
-      <w:r>
-        <w:t>king</w:t>
-      </w:r>
-      <w:proofErr w:type="gramEnd"/>
-      <w:r>
-        <w:t xml:space="preserve"> prawn behind.</w:t>
-      </w:r>
-    </w:p>
-    <w:p>
-      <w:pPr>
-        <w:pStyle w:val="BodyText"/>
-      </w:pPr>
-      <w:r>
-        <w:t xml:space="preserve">What you would have seen next might have seemed even more peculiar. The slightly unkempt, slightly shabby man, throw the phone that he’d just been looking at down onto the pavement. </w:t>
-      </w:r>
-    </w:p>
-    <w:p>
-      <w:pPr>
-        <w:pStyle w:val="BodyText"/>
-      </w:pPr>
-      <w:r>
-        <w:lastRenderedPageBreak/>
-        <w:t>Apparently worried that he hadn’t punished this phone enough for whatever it had done, he then picked it up again. Looked around him and walked to a pedestrian crossing, where traffic was queuing for the lights to change.</w:t>
-      </w:r>
-    </w:p>
-    <w:p>
-      <w:pPr>
-        <w:pStyle w:val="BodyText"/>
-      </w:pPr>
-      <w:r>
-        <w:t xml:space="preserve">What was he doing now? He was bending down, as if to pick something up, but in fact, he was putting something down. He was dropping his partially broken phone into the gutter. And then deliberately kicking it under the wheels of a large truck. The kind that has </w:t>
-      </w:r>
-      <w:proofErr w:type="spellStart"/>
-      <w:proofErr w:type="gramStart"/>
-      <w:r>
-        <w:t>it’s</w:t>
+        <w:t>coloured</w:t>
       </w:r>
       <w:proofErr w:type="spellEnd"/>
       <w:proofErr w:type="gramEnd"/>
       <w:r>
-        <w:t xml:space="preserve"> own crane on the </w:t>
+        <w:t xml:space="preserve"> bipedal simian.</w:t>
+      </w:r>
+      <w:r>
+        <w:t xml:space="preserve"> You would have seen that this man, walking into the unidentified blue mammal phone shop, wasn’t happy about anything.</w:t>
+      </w:r>
+    </w:p>
+    <w:p>
+      <w:pPr>
+        <w:pStyle w:val="BodyText"/>
+      </w:pPr>
+      <w:r>
+        <w:t>A few minutes and over a hundred pounds later, this dialogue happened.</w:t>
+      </w:r>
+    </w:p>
+    <w:p>
+      <w:pPr>
+        <w:pStyle w:val="BodyText"/>
+      </w:pPr>
+      <w:r>
+        <w:t>“Div? It’s Ernie.”</w:t>
+      </w:r>
+    </w:p>
+    <w:p>
+      <w:pPr>
+        <w:pStyle w:val="BodyText"/>
+      </w:pPr>
+      <w:r>
+        <w:t>“Ernie? I wasn’t going to answer, it said ‘number withheld.’”</w:t>
+      </w:r>
+    </w:p>
+    <w:p>
+      <w:pPr>
+        <w:pStyle w:val="BodyText"/>
+      </w:pPr>
+      <w:r>
+        <w:t>“It’s a burner. I need a car”</w:t>
+      </w:r>
+    </w:p>
+    <w:p>
+      <w:pPr>
+        <w:pStyle w:val="BodyText"/>
+      </w:pPr>
+      <w:r>
+        <w:t xml:space="preserve">“We’ve got some lovely ones on the forecourt.” </w:t>
+      </w:r>
+    </w:p>
+    <w:p>
+      <w:pPr>
+        <w:pStyle w:val="BodyText"/>
+      </w:pPr>
+      <w:r>
+        <w:t xml:space="preserve">“Don’t fuck about Div. This is serious, they killed Jackie.” </w:t>
+      </w:r>
+    </w:p>
+    <w:p>
+      <w:pPr>
+        <w:pStyle w:val="BodyText"/>
+      </w:pPr>
+      <w:r>
+        <w:t>“Fuck. So</w:t>
+      </w:r>
+      <w:r>
+        <w:t>,</w:t>
+      </w:r>
+      <w:r>
+        <w:t xml:space="preserve"> you want </w:t>
+      </w:r>
+      <w:r>
+        <w:rPr>
+          <w:i/>
+          <w:iCs/>
+        </w:rPr>
+        <w:t>that</w:t>
+      </w:r>
+      <w:r>
+        <w:t xml:space="preserve"> kind of car. Any special requests?”</w:t>
+      </w:r>
+    </w:p>
+    <w:p>
+      <w:pPr>
+        <w:pStyle w:val="BodyText"/>
+      </w:pPr>
+      <w:r>
+        <w:t xml:space="preserve">“Nothing expensive. Nothing </w:t>
       </w:r>
       <w:proofErr w:type="gramStart"/>
       <w:r>
-        <w:t>back, and</w:t>
+        <w:t>too</w:t>
       </w:r>
       <w:proofErr w:type="gramEnd"/>
       <w:r>
+        <w:t xml:space="preserve"> noticeable. Nothing that will be missed. And I’ll be round in about twenty minutes.”</w:t>
+      </w:r>
+    </w:p>
+    <w:p>
+      <w:pPr>
+        <w:pStyle w:val="BodyText"/>
+      </w:pPr>
+      <w:r>
+        <w:t>“Not here.” Div thought for a moment. “In the car park of the</w:t>
+      </w:r>
+      <w:r>
+        <w:t xml:space="preserve"> Brunel.</w:t>
+      </w:r>
+      <w:r>
+        <w:t>”</w:t>
+      </w:r>
+    </w:p>
+    <w:p>
+      <w:pPr>
+        <w:pStyle w:val="BodyText"/>
+      </w:pPr>
+      <w:r>
+        <w:t xml:space="preserve">“You’re taking the </w:t>
+      </w:r>
+      <w:proofErr w:type="gramStart"/>
+      <w:r>
+        <w:t>piss</w:t>
+      </w:r>
+      <w:proofErr w:type="gramEnd"/>
+      <w:r>
+        <w:t xml:space="preserve"> right?” </w:t>
+      </w:r>
+    </w:p>
+    <w:p>
+      <w:pPr>
+        <w:pStyle w:val="BodyText"/>
+      </w:pPr>
+      <w:r>
+        <w:t xml:space="preserve">“Why not? It’s the last place they’d look.” </w:t>
+      </w:r>
+    </w:p>
+    <w:p>
+      <w:pPr>
+        <w:pStyle w:val="BodyText"/>
+      </w:pPr>
+      <w:r>
+        <w:t>“I suppose you’re right about that.”</w:t>
+      </w:r>
+    </w:p>
+    <w:p>
+      <w:pPr>
+        <w:pStyle w:val="BodyText"/>
+      </w:pPr>
+      <w:r>
+        <w:t>Klee surveyed the vehicle Div had brought him.</w:t>
+      </w:r>
+    </w:p>
+    <w:p>
+      <w:pPr>
+        <w:pStyle w:val="BodyText"/>
+      </w:pPr>
+      <w:r>
+        <w:t>“I said nothing too noticeable.”</w:t>
+      </w:r>
+    </w:p>
+    <w:p>
+      <w:pPr>
+        <w:pStyle w:val="BodyText"/>
+      </w:pPr>
+      <w:r>
+        <w:lastRenderedPageBreak/>
+        <w:t xml:space="preserve">“The </w:t>
+      </w:r>
+      <w:proofErr w:type="spellStart"/>
+      <w:r>
+        <w:t>colour’s</w:t>
+      </w:r>
+      <w:proofErr w:type="spellEnd"/>
+      <w:r>
+        <w:t xml:space="preserve"> just a bit bright. Key Lime Pie, it’s called.”</w:t>
+      </w:r>
+    </w:p>
+    <w:p>
+      <w:pPr>
+        <w:pStyle w:val="BodyText"/>
+      </w:pPr>
+      <w:r>
+        <w:t xml:space="preserve">“That’s Hollywood horror movie green. That’s ectoplasm green. And are those flames down the side?” </w:t>
+      </w:r>
+    </w:p>
+    <w:p>
+      <w:pPr>
+        <w:pStyle w:val="BodyText"/>
+      </w:pPr>
+      <w:r>
+        <w:t>“Nav said it was bright,”</w:t>
+      </w:r>
+    </w:p>
+    <w:p>
+      <w:pPr>
+        <w:pStyle w:val="BodyText"/>
+      </w:pPr>
+      <w:r>
+        <w:t xml:space="preserve">Nav was Div’s wife. She was the reason he wasn’t in jail. When Klee first met </w:t>
+      </w:r>
+      <w:proofErr w:type="gramStart"/>
+      <w:r>
+        <w:t>him</w:t>
+      </w:r>
+      <w:proofErr w:type="gramEnd"/>
+      <w:r>
+        <w:t xml:space="preserve"> he was a rising star in the car theft community. Which had brought him to the attention of the police, but also to the attention of local hoods. </w:t>
+      </w:r>
+    </w:p>
+    <w:p>
+      <w:pPr>
+        <w:pStyle w:val="BodyText"/>
+      </w:pPr>
+      <w:r>
+        <w:t>“It’s throbbing, pulsating.”</w:t>
+      </w:r>
+    </w:p>
+    <w:p>
+      <w:pPr>
+        <w:pStyle w:val="BodyText"/>
+      </w:pPr>
+      <w:r>
+        <w:t xml:space="preserve">“I’m </w:t>
+      </w:r>
+      <w:proofErr w:type="spellStart"/>
+      <w:r>
+        <w:t>colour</w:t>
+      </w:r>
+      <w:proofErr w:type="spellEnd"/>
+      <w:r>
+        <w:t xml:space="preserve"> blind, so I can’t tell.” </w:t>
+      </w:r>
+    </w:p>
+    <w:p>
+      <w:pPr>
+        <w:pStyle w:val="BodyText"/>
+      </w:pPr>
+      <w:r>
+        <w:t>“And it sounds like what is it? Why is it growling?”</w:t>
+      </w:r>
+    </w:p>
+    <w:p>
+      <w:pPr>
+        <w:pStyle w:val="BodyText"/>
+      </w:pPr>
+      <w:r>
+        <w:t>“It’s what they call a muscle car. You said something that won’t be missed. Trust me, he won’t miss it. He’s in the Whittington beeping – has been for six months.”</w:t>
+      </w:r>
+    </w:p>
+    <w:p>
+      <w:pPr>
+        <w:pStyle w:val="BodyText"/>
+      </w:pPr>
+      <w:r>
+        <w:t>Now he was on the road. Out of London. It had only taken him a couple of hours.</w:t>
+      </w:r>
+    </w:p>
+    <w:p>
+      <w:pPr>
+        <w:pStyle w:val="BodyText"/>
+      </w:pPr>
+      <w:r>
+        <w:t xml:space="preserve">He </w:t>
+      </w:r>
+      <w:proofErr w:type="spellStart"/>
+      <w:r>
+        <w:t>realised</w:t>
+      </w:r>
+      <w:proofErr w:type="spellEnd"/>
+      <w:r>
+        <w:t xml:space="preserve"> it wasn’t much of a cypher if they were on to him. He made the comment on the agreed YouTube video. He checked to make sure that he’d encoded the whole phone number.</w:t>
+      </w:r>
+    </w:p>
+    <w:p>
+      <w:pPr>
+        <w:pStyle w:val="BodyText"/>
+      </w:pPr>
+      <w:r>
+        <w:t>Five minutes, and he was checking. Making sure he’d got it right. Maybe Pausing didn’t check it anymore. Come on. Even if he didn’t check it every minute. He’d be checking it now.</w:t>
+      </w:r>
+    </w:p>
+    <w:p>
+      <w:pPr>
+        <w:pStyle w:val="BodyText"/>
+      </w:pPr>
+      <w:r>
+        <w:t>This motor was a beast. Entirely manual and no cruise control. The horror! Keeping it under seventy wasn’t easy. And you couldn’t exactly just tuck in behind a Nissan Micra and do fifty-five.</w:t>
+      </w:r>
+    </w:p>
+    <w:p>
+      <w:pPr>
+        <w:pStyle w:val="BodyText"/>
+      </w:pPr>
+      <w:r>
+        <w:t xml:space="preserve">Then his brand-new burner phone rang. It was a number he didn’t </w:t>
+      </w:r>
+      <w:proofErr w:type="spellStart"/>
+      <w:r>
+        <w:t>recognise</w:t>
+      </w:r>
+      <w:proofErr w:type="spellEnd"/>
+      <w:r>
+        <w:t>.</w:t>
+      </w:r>
+    </w:p>
+    <w:p>
+      <w:pPr>
+        <w:pStyle w:val="BodyText"/>
+      </w:pPr>
+      <w:r>
+        <w:t xml:space="preserve">“It was the </w:t>
+      </w:r>
+      <w:proofErr w:type="gramStart"/>
+      <w:r>
+        <w:t>prawns</w:t>
+      </w:r>
+      <w:proofErr w:type="gramEnd"/>
+      <w:r>
+        <w:t xml:space="preserve"> right?” It was the voice of his former sergeant, Yannick Pausing. Klee didn’t </w:t>
+      </w:r>
+      <w:proofErr w:type="spellStart"/>
+      <w:r>
+        <w:t>realise</w:t>
+      </w:r>
+      <w:proofErr w:type="spellEnd"/>
+      <w:r>
+        <w:t xml:space="preserve"> how tense he’d been until he </w:t>
+      </w:r>
+      <w:proofErr w:type="gramStart"/>
+      <w:r>
+        <w:t>felt himself relaxing</w:t>
+      </w:r>
+      <w:proofErr w:type="gramEnd"/>
+      <w:r>
+        <w:t>.</w:t>
+      </w:r>
+      <w:r>
         <w:t xml:space="preserve"> </w:t>
       </w:r>
+    </w:p>
+    <w:p>
+      <w:pPr>
+        <w:pStyle w:val="BodyText"/>
+      </w:pPr>
+      <w:r>
+        <w:t xml:space="preserve">The phone call meant </w:t>
+      </w:r>
+      <w:r>
+        <w:t>Pausing</w:t>
+      </w:r>
+      <w:r>
+        <w:t xml:space="preserve"> had been watching. </w:t>
+      </w:r>
+      <w:r>
+        <w:t xml:space="preserve"> </w:t>
+      </w:r>
+      <w:r>
+        <w:t xml:space="preserve">He’d seen </w:t>
+      </w:r>
+      <w:r>
+        <w:t>the message on the video site</w:t>
+      </w:r>
+      <w:r>
+        <w:t>. It meant that Klee had coded his phone number correctly. A Pausing mentioning the prawns meant he had drawn the same conclusion. Jackie’s “suicide” was murder.</w:t>
+      </w:r>
+    </w:p>
+    <w:p>
+      <w:pPr>
+        <w:pStyle w:val="BodyText"/>
+      </w:pPr>
+      <w:r>
+        <w:t>“Of course it was the prawns.”</w:t>
+      </w:r>
+    </w:p>
+    <w:p>
+      <w:pPr>
+        <w:pStyle w:val="BodyText"/>
+      </w:pPr>
+      <w:r>
+        <w:t>“Do you think it’s meant for us?”</w:t>
+      </w:r>
+    </w:p>
+    <w:p>
+      <w:pPr>
+        <w:pStyle w:val="BodyText"/>
+      </w:pPr>
+      <w:r>
+        <w:t xml:space="preserve">“What do you mean ‘us’ white man? It’s for me. You’re out there in plain sight. And no one’s bothering you. No one </w:t>
+      </w:r>
+      <w:r>
+        <w:rPr>
+          <w:i/>
+          <w:iCs/>
+        </w:rPr>
+        <w:t>has</w:t>
+      </w:r>
+      <w:r>
+        <w:t xml:space="preserve"> bothered you. You look like you’ve moved on. Accepted the verdict. It’s meant for me.”</w:t>
+      </w:r>
+    </w:p>
+    <w:p>
+      <w:pPr>
+        <w:pStyle w:val="BodyText"/>
+      </w:pPr>
+      <w:r>
+        <w:t>“If they’re going to kill you, what’s the point in warning you Ernie? Maybe they’re just trying to scare you.”</w:t>
+      </w:r>
+    </w:p>
+    <w:p>
+      <w:pPr>
+        <w:pStyle w:val="BodyText"/>
+      </w:pPr>
+      <w:r>
+        <w:lastRenderedPageBreak/>
+        <w:t>“Well, they’ve succeeded.”</w:t>
+      </w:r>
+    </w:p>
+    <w:p>
+      <w:pPr>
+        <w:pStyle w:val="BodyText"/>
+      </w:pPr>
+      <w:r>
+        <w:t>“Where are you?”</w:t>
+      </w:r>
+    </w:p>
+    <w:p>
+      <w:pPr>
+        <w:pStyle w:val="BodyText"/>
+      </w:pPr>
+      <w:r>
+        <w:t>“Somewhere on the M4 doing ninety – pissing off a dude in a black BMW”</w:t>
+      </w:r>
+    </w:p>
+    <w:p>
+      <w:pPr>
+        <w:pStyle w:val="BodyText"/>
+      </w:pPr>
+      <w:r>
+        <w:t xml:space="preserve">“Type this into your satnav – actually no – that’s probably… Get to Birmingham and then ask.” </w:t>
+      </w:r>
+    </w:p>
+    <w:p>
+      <w:pPr>
+        <w:pStyle w:val="BodyText"/>
+      </w:pPr>
+      <w:r>
+        <w:t xml:space="preserve">“Birmingham.” </w:t>
+      </w:r>
+    </w:p>
+    <w:p>
+      <w:pPr>
+        <w:pStyle w:val="BodyText"/>
+      </w:pPr>
+      <w:r>
+        <w:t>“Yes, Birmingham.”</w:t>
+      </w:r>
+    </w:p>
+    <w:p>
+      <w:pPr>
+        <w:pStyle w:val="BodyText"/>
+      </w:pPr>
+      <w:r>
+        <w:t>“Who the fuck goes to Birmingham?”</w:t>
+      </w:r>
+    </w:p>
+    <w:p>
+      <w:pPr>
+        <w:pStyle w:val="BodyText"/>
+      </w:pPr>
+      <w:r>
+        <w:t>“Well, exactly.”</w:t>
+      </w:r>
+    </w:p>
+    <w:p>
+      <w:pPr>
+        <w:pStyle w:val="BodyText"/>
+      </w:pPr>
+      <w:r>
+        <w:t>“Is it a long job?”</w:t>
+      </w:r>
+    </w:p>
+    <w:p>
+      <w:pPr>
+        <w:pStyle w:val="BodyText"/>
+      </w:pPr>
+      <w:r>
+        <w:t>“It’s ideal cover. Could take months. Maybe by then this whole thing will have blown over.”</w:t>
+      </w:r>
+    </w:p>
+    <w:p>
+      <w:pPr>
+        <w:pStyle w:val="BodyText"/>
+      </w:pPr>
+      <w:r>
+        <w:t>“Eight years? How many investigations</w:t>
+      </w:r>
       <w:proofErr w:type="gramStart"/>
       <w:r>
-        <w:t>appeared</w:t>
+        <w:t>?</w:t>
       </w:r>
       <w:proofErr w:type="gramEnd"/>
       <w:r>
-        <w:t xml:space="preserve"> to be loaded with huge bags of sand, or gravel. You may have seen this man inspect the remains of his obliterated phone. Right after the gravel truck had sailed on up the hill, along the A1 towards Highgate and beyond to the North.</w:t>
-      </w:r>
-    </w:p>
-    <w:p>
-      <w:pPr>
-        <w:pStyle w:val="BodyText"/>
-      </w:pPr>
-      <w:r>
-        <w:t xml:space="preserve">Then you may have seen the man turn around. You’d have seen him looking surprised that the shop he needed to visit was right in front of him. Ok, the establishment he really needed to visit was the Bent Horseshoe just two doors down. </w:t>
-      </w:r>
-      <w:proofErr w:type="gramStart"/>
-      <w:r>
-        <w:t>But,</w:t>
-      </w:r>
-      <w:proofErr w:type="gramEnd"/>
-      <w:r>
-        <w:t xml:space="preserve"> regretfully, he knew he needed to be sober and awake for at least the next 24 hours.</w:t>
-      </w:r>
-    </w:p>
-    <w:p>
-      <w:pPr>
-        <w:pStyle w:val="BodyText"/>
-      </w:pPr>
-      <w:r>
-        <w:t xml:space="preserve">So, you would have seen this man go into the shop. The shop next-door-but-one to the Bent Horseshoe. This was a shop with a sign that </w:t>
-      </w:r>
-      <w:proofErr w:type="gramStart"/>
-      <w:r>
-        <w:t>said</w:t>
-      </w:r>
-      <w:proofErr w:type="gramEnd"/>
-      <w:r>
-        <w:t xml:space="preserve"> “Baz’s Phone Bits” and showed an image of some kind of cartoon mammal. What was that? A wombat? A marmot? A blue capybara? Zoologically it was </w:t>
-      </w:r>
-      <w:proofErr w:type="gramStart"/>
-      <w:r>
-        <w:t>confused</w:t>
-      </w:r>
-      <w:proofErr w:type="gramEnd"/>
-      <w:r>
-        <w:t>. But whether it was a rodent, or a marsupial, it was talking into a mobile phone. And it looked very happy about it.</w:t>
-      </w:r>
-    </w:p>
-    <w:p>
-      <w:pPr>
-        <w:pStyle w:val="BodyText"/>
-      </w:pPr>
-      <w:r>
-        <w:t xml:space="preserve">If </w:t>
-      </w:r>
-      <w:proofErr w:type="gramStart"/>
-      <w:r>
-        <w:t>you’d</w:t>
-      </w:r>
-      <w:proofErr w:type="gramEnd"/>
-      <w:r>
-        <w:t xml:space="preserve"> managed to get a </w:t>
-      </w:r>
-      <w:proofErr w:type="gramStart"/>
-      <w:r>
-        <w:t>close up</w:t>
-      </w:r>
-      <w:proofErr w:type="gramEnd"/>
-      <w:r>
-        <w:t xml:space="preserve"> on his </w:t>
-      </w:r>
-      <w:proofErr w:type="gramStart"/>
-      <w:r>
-        <w:t>face</w:t>
-      </w:r>
-      <w:proofErr w:type="gramEnd"/>
-      <w:r>
-        <w:t xml:space="preserve"> what would you have seen? You would have seen that this man, walking into the unidentified blue mammal phone shop, wasn’t happy about anything.</w:t>
-      </w:r>
-    </w:p>
-    <w:p>
-      <w:pPr>
-        <w:pStyle w:val="BodyText"/>
-      </w:pPr>
-      <w:r>
-        <w:t>A few minutes and over a hundred pounds later, this dialogue happened.</w:t>
-      </w:r>
-    </w:p>
-    <w:p>
-      <w:pPr>
-        <w:pStyle w:val="BodyText"/>
-      </w:pPr>
-      <w:r>
-        <w:t>“Div? It’s Ernie.”</w:t>
-      </w:r>
-    </w:p>
-    <w:p>
-      <w:pPr>
-        <w:pStyle w:val="BodyText"/>
-      </w:pPr>
-      <w:r>
-        <w:t>“Ernie? I wasn’t going to answer, it said ‘number withheld.’”</w:t>
-      </w:r>
-    </w:p>
-    <w:p>
-      <w:pPr>
-        <w:pStyle w:val="BodyText"/>
-      </w:pPr>
-      <w:r>
-        <w:t>“It’s a burner. I need a car”</w:t>
-      </w:r>
-    </w:p>
-    <w:p>
-      <w:pPr>
-        <w:pStyle w:val="BodyText"/>
-      </w:pPr>
-      <w:r>
-        <w:t xml:space="preserve">“We’ve got some lovely ones on the forecourt.” </w:t>
-      </w:r>
-    </w:p>
-    <w:p>
-      <w:pPr>
-        <w:pStyle w:val="BodyText"/>
-      </w:pPr>
-      <w:r>
-        <w:t xml:space="preserve">“Don’t fuck about Div. This is serious, they killed Jackie.” </w:t>
-      </w:r>
-    </w:p>
-    <w:p>
-      <w:pPr>
-        <w:pStyle w:val="BodyText"/>
-      </w:pPr>
-      <w:r>
-        <w:t xml:space="preserve">“Fuck. </w:t>
-      </w:r>
-      <w:proofErr w:type="gramStart"/>
-      <w:r>
-        <w:t>So</w:t>
-      </w:r>
-      <w:proofErr w:type="gramEnd"/>
-      <w:r>
-        <w:t xml:space="preserve"> you want that kind of car. Any special requests?”</w:t>
-      </w:r>
-    </w:p>
-    <w:p>
-      <w:pPr>
-        <w:pStyle w:val="BodyText"/>
-      </w:pPr>
-      <w:r>
-        <w:t xml:space="preserve">“Nothing expensive. Nothing </w:t>
-      </w:r>
-      <w:proofErr w:type="gramStart"/>
-      <w:r>
-        <w:t>too</w:t>
-      </w:r>
-      <w:proofErr w:type="gramEnd"/>
-      <w:r>
-        <w:t xml:space="preserve"> noticeable. Nothing that will be missed. And I’ll be round in about twenty minutes.”</w:t>
-      </w:r>
-    </w:p>
-    <w:p>
-      <w:pPr>
-        <w:pStyle w:val="BodyText"/>
-      </w:pPr>
-      <w:r>
-        <w:t>“Not here.” Div thought for a moment. “In the car park of the Greenhouse.”</w:t>
-      </w:r>
-    </w:p>
-    <w:p>
-      <w:pPr>
-        <w:pStyle w:val="BodyText"/>
-      </w:pPr>
-      <w:r>
-        <w:t xml:space="preserve">“You’re taking the </w:t>
-      </w:r>
-      <w:proofErr w:type="gramStart"/>
-      <w:r>
-        <w:t>piss</w:t>
-      </w:r>
-      <w:proofErr w:type="gramEnd"/>
-      <w:r>
-        <w:t xml:space="preserve"> right?” </w:t>
-      </w:r>
-    </w:p>
-    <w:p>
-      <w:pPr>
-        <w:pStyle w:val="BodyText"/>
-      </w:pPr>
-      <w:r>
-        <w:t xml:space="preserve">“Why not? It’s the last place they’d look.” </w:t>
-      </w:r>
-    </w:p>
-    <w:p>
-      <w:pPr>
-        <w:pStyle w:val="BodyText"/>
-      </w:pPr>
-      <w:r>
-        <w:t>“I suppose you’re right about that.”</w:t>
-      </w:r>
-    </w:p>
-    <w:p>
-      <w:pPr>
-        <w:pStyle w:val="BodyText"/>
-      </w:pPr>
-      <w:r>
-        <w:t>Klee surveyed the vehicle Div had brought him.</w:t>
-      </w:r>
-    </w:p>
-    <w:p>
-      <w:pPr>
-        <w:pStyle w:val="BodyText"/>
-      </w:pPr>
-      <w:r>
-        <w:lastRenderedPageBreak/>
-        <w:t>“I said nothing too noticeable.”</w:t>
-      </w:r>
-    </w:p>
-    <w:p>
-      <w:pPr>
-        <w:pStyle w:val="BodyText"/>
-      </w:pPr>
-      <w:r>
-        <w:t xml:space="preserve">“The </w:t>
-      </w:r>
-      <w:proofErr w:type="spellStart"/>
-      <w:r>
-        <w:t>colour’s</w:t>
-      </w:r>
-      <w:proofErr w:type="spellEnd"/>
-      <w:r>
-        <w:t xml:space="preserve"> just a bit bright. Key Lime Pie, it’s called.”</w:t>
-      </w:r>
-    </w:p>
-    <w:p>
-      <w:pPr>
-        <w:pStyle w:val="BodyText"/>
-      </w:pPr>
-      <w:r>
-        <w:t xml:space="preserve">“That’s Hollywood horror movie green. That’s ectoplasm green. And are those flames down the side?” </w:t>
-      </w:r>
-    </w:p>
-    <w:p>
-      <w:pPr>
-        <w:pStyle w:val="BodyText"/>
-      </w:pPr>
-      <w:r>
-        <w:t>“Nav said it was bright,”</w:t>
-      </w:r>
-    </w:p>
-    <w:p>
-      <w:pPr>
-        <w:pStyle w:val="BodyText"/>
-      </w:pPr>
-      <w:r>
-        <w:t xml:space="preserve">Nav was Div’s wife. She was the reason he wasn’t in jail. When Klee first met </w:t>
-      </w:r>
-      <w:proofErr w:type="gramStart"/>
-      <w:r>
-        <w:t>him</w:t>
-      </w:r>
-      <w:proofErr w:type="gramEnd"/>
-      <w:r>
-        <w:t xml:space="preserve"> he was a rising star in the car theft community. Which had brought him to the attention of the police, but also to the attention of local hoods. </w:t>
-      </w:r>
-    </w:p>
-    <w:p>
-      <w:pPr>
-        <w:pStyle w:val="BodyText"/>
-      </w:pPr>
-      <w:r>
-        <w:t>“It’s throbbing, pulsating.”</w:t>
-      </w:r>
-    </w:p>
-    <w:p>
-      <w:pPr>
-        <w:pStyle w:val="BodyText"/>
-      </w:pPr>
-      <w:r>
-        <w:t xml:space="preserve">“I’m </w:t>
-      </w:r>
-      <w:proofErr w:type="spellStart"/>
-      <w:r>
-        <w:t>colour</w:t>
-      </w:r>
-      <w:proofErr w:type="spellEnd"/>
-      <w:r>
-        <w:t xml:space="preserve"> blind, so I can’t tell.” </w:t>
-      </w:r>
-    </w:p>
-    <w:p>
-      <w:pPr>
-        <w:pStyle w:val="BodyText"/>
-      </w:pPr>
-      <w:r>
-        <w:t>“And it sounds like what is it? Why is it growling?”</w:t>
-      </w:r>
-    </w:p>
-    <w:p>
-      <w:pPr>
-        <w:pStyle w:val="BodyText"/>
-      </w:pPr>
-      <w:r>
-        <w:t>“It’s what they call a muscle car. You said something that won’t be missed. Trust me, he won’t miss it. He’s in the Whittington beeping – has been for six months.”</w:t>
-      </w:r>
-    </w:p>
-    <w:p>
-      <w:pPr>
-        <w:pStyle w:val="BodyText"/>
-      </w:pPr>
-      <w:r>
-        <w:t>Now he was on the road. Out of London. It had only taken him a couple of hours.</w:t>
-      </w:r>
-    </w:p>
-    <w:p>
-      <w:pPr>
-        <w:pStyle w:val="BodyText"/>
-      </w:pPr>
-      <w:r>
-        <w:t xml:space="preserve">He </w:t>
-      </w:r>
-      <w:proofErr w:type="spellStart"/>
-      <w:r>
-        <w:t>realised</w:t>
-      </w:r>
-      <w:proofErr w:type="spellEnd"/>
-      <w:r>
-        <w:t xml:space="preserve"> it wasn’t much of a cypher if they were on to him. He made the comment on the agreed YouTube video. He checked to make sure that he’d encoded the whole phone number.</w:t>
-      </w:r>
-    </w:p>
-    <w:p>
-      <w:pPr>
-        <w:pStyle w:val="BodyText"/>
-      </w:pPr>
-      <w:r>
-        <w:t>Five minutes, and he was checking. Making sure he’d got it right. Maybe Pausing didn’t check it anymore. Come on. Even if he didn’t check it every minute. He’d be checking it now.</w:t>
-      </w:r>
-    </w:p>
-    <w:p>
-      <w:pPr>
-        <w:pStyle w:val="BodyText"/>
-      </w:pPr>
-      <w:r>
-        <w:t>This motor was a beast. Entirely manual and no cruise control. The horror! Keeping it under seventy wasn’t easy. And you couldn’t exactly just tuck in behind a Nissan Micra and do fifty-five.</w:t>
-      </w:r>
-    </w:p>
-    <w:p>
-      <w:pPr>
-        <w:pStyle w:val="BodyText"/>
-      </w:pPr>
-      <w:r>
-        <w:t xml:space="preserve">Then his brand-new burner phone rang. It was a number he didn’t </w:t>
-      </w:r>
-      <w:proofErr w:type="spellStart"/>
-      <w:r>
-        <w:t>recognise</w:t>
-      </w:r>
-      <w:proofErr w:type="spellEnd"/>
-      <w:r>
-        <w:t>.</w:t>
-      </w:r>
-    </w:p>
-    <w:p>
-      <w:pPr>
-        <w:pStyle w:val="BodyText"/>
-      </w:pPr>
-      <w:r>
-        <w:t xml:space="preserve">“It was the </w:t>
-      </w:r>
-      <w:proofErr w:type="gramStart"/>
-      <w:r>
-        <w:t>prawns</w:t>
-      </w:r>
-      <w:proofErr w:type="gramEnd"/>
-      <w:r>
-        <w:t xml:space="preserve"> right?” It was the voice of his former sergeant, Yannick Pausing. Klee didn’t </w:t>
-      </w:r>
-      <w:proofErr w:type="spellStart"/>
-      <w:r>
-        <w:t>realise</w:t>
-      </w:r>
-      <w:proofErr w:type="spellEnd"/>
-      <w:r>
-        <w:t xml:space="preserve"> how tense he’d been until he </w:t>
-      </w:r>
-      <w:proofErr w:type="gramStart"/>
-      <w:r>
-        <w:t>felt himself relaxing</w:t>
-      </w:r>
-      <w:proofErr w:type="gramEnd"/>
-      <w:r>
-        <w:t xml:space="preserve"> that Pausing had found the message on the video site and made contact. </w:t>
-      </w:r>
-    </w:p>
-    <w:p>
-      <w:pPr>
-        <w:pStyle w:val="BodyText"/>
-      </w:pPr>
-      <w:r>
-        <w:t>“Of course it was the prawns.”</w:t>
-      </w:r>
-    </w:p>
-    <w:p>
-      <w:pPr>
-        <w:pStyle w:val="BodyText"/>
-      </w:pPr>
-      <w:r>
-        <w:t>“Do you think it’s meant for us?”</w:t>
-      </w:r>
-    </w:p>
-    <w:p>
-      <w:pPr>
-        <w:pStyle w:val="BodyText"/>
-      </w:pPr>
-      <w:r>
-        <w:t>“What do you mean ‘us’ white man? It’s for me. You’re out there in plain sight. And no one’s bothering you. No one has bothered you. You look like you’ve moved on. Accepted the verdict. It’s meant for me.”</w:t>
-      </w:r>
-    </w:p>
-    <w:p>
-      <w:pPr>
-        <w:pStyle w:val="BodyText"/>
-      </w:pPr>
-      <w:r>
-        <w:t>“If they’re going to kill you, what’s the point in warning you Ernie? Maybe they’re just trying to scare you.”</w:t>
-      </w:r>
-    </w:p>
-    <w:p>
-      <w:pPr>
-        <w:pStyle w:val="BodyText"/>
-      </w:pPr>
-      <w:r>
-        <w:t>“Well, they’ve succeeded.”</w:t>
-      </w:r>
-    </w:p>
-    <w:p>
-      <w:pPr>
-        <w:pStyle w:val="BodyText"/>
-      </w:pPr>
-      <w:r>
-        <w:lastRenderedPageBreak/>
-        <w:t>“Where are you?”</w:t>
-      </w:r>
-    </w:p>
-    <w:p>
-      <w:pPr>
-        <w:pStyle w:val="BodyText"/>
-      </w:pPr>
-      <w:r>
-        <w:t>“Somewhere on the M4 doing ninety – pissing off a dude in a black BMW”</w:t>
-      </w:r>
-    </w:p>
-    <w:p>
-      <w:pPr>
-        <w:pStyle w:val="BodyText"/>
-      </w:pPr>
-      <w:r>
-        <w:t xml:space="preserve">“Type this into your satnav – actually no – that’s probably… Get to Birmingham and then ask.” </w:t>
-      </w:r>
-    </w:p>
-    <w:p>
-      <w:pPr>
-        <w:pStyle w:val="BodyText"/>
-      </w:pPr>
-      <w:r>
-        <w:t xml:space="preserve">“Birmingham.” </w:t>
-      </w:r>
-    </w:p>
-    <w:p>
-      <w:pPr>
-        <w:pStyle w:val="BodyText"/>
-      </w:pPr>
-      <w:r>
-        <w:t>“Yes, Birmingham.”</w:t>
-      </w:r>
-    </w:p>
-    <w:p>
-      <w:pPr>
-        <w:pStyle w:val="BodyText"/>
-      </w:pPr>
-      <w:r>
-        <w:t>“Who the fuck goes to Birmingham?”</w:t>
-      </w:r>
-    </w:p>
-    <w:p>
-      <w:pPr>
-        <w:pStyle w:val="BodyText"/>
-      </w:pPr>
-      <w:r>
-        <w:t>“Well, exactly.”</w:t>
-      </w:r>
-    </w:p>
-    <w:p>
-      <w:pPr>
-        <w:pStyle w:val="BodyText"/>
-      </w:pPr>
-      <w:r>
-        <w:t>“Is it a long job?”</w:t>
-      </w:r>
-    </w:p>
-    <w:p>
-      <w:pPr>
-        <w:pStyle w:val="BodyText"/>
-      </w:pPr>
-      <w:r>
-        <w:t>“It’s ideal cover. Could take months. Maybe by then this whole thing will have blown over.”</w:t>
-      </w:r>
-    </w:p>
-    <w:p>
-      <w:pPr>
-        <w:pStyle w:val="BodyText"/>
-      </w:pPr>
-      <w:r>
-        <w:t>“Eight years? How many investigations</w:t>
-      </w:r>
-      <w:proofErr w:type="gramStart"/>
-      <w:r>
-        <w:t>?</w:t>
-      </w:r>
-      <w:proofErr w:type="gramEnd"/>
-      <w:r>
         <w:t xml:space="preserve"> It’s going to make the papers again…” </w:t>
       </w:r>
     </w:p>
@@ -748,7 +819,15 @@
         <w:pStyle w:val="BodyText"/>
       </w:pPr>
       <w:r>
-        <w:t xml:space="preserve">“It has made the papers. Let’s talk when you’re somewhere safe. I’ll text you the address and the keys are with the </w:t>
+        <w:t xml:space="preserve">“It has made the papers. </w:t>
+      </w:r>
+    </w:p>
+    <w:p>
+      <w:pPr>
+        <w:pStyle w:val="BodyText"/>
+      </w:pPr>
+      <w:r>
+        <w:t xml:space="preserve">Let’s talk when you’re somewhere safe. I’ll text you the address and the keys are with the </w:t>
       </w:r>
       <w:proofErr w:type="spellStart"/>
       <w:r>
